--- a/Coding 1 - year/Unit 1 - Intro to Programming/Daily Lesson Plans/Word/Day 19.docx
+++ b/Coding 1 - year/Unit 1 - Intro to Programming/Daily Lesson Plans/Word/Day 19.docx
@@ -50,12 +50,15 @@
               </w:rPr>
               <w:t xml:space="preserve">Coding I — Full Year</w:t>
             </w:r>
-          </w:p>
-          <w:p>
-            <w:pPr>
-              <w:spacing w:before="40"/>
-              <w:jc w:val="center"/>
-            </w:pPr>
+            <w:r>
+              <w:rPr>
+                <w:rFonts w:ascii="Arial" w:cs="Arial" w:eastAsia="Arial" w:hAnsi="Arial"/>
+                <w:sz w:val="16"/>
+                <w:szCs w:val="16"/>
+              </w:rPr>
+              <w:br/>
+              <w:t xml:space="preserve"/>
+            </w:r>
             <w:r>
               <w:rPr>
                 <w:rFonts w:ascii="Arial" w:cs="Arial" w:eastAsia="Arial" w:hAnsi="Arial"/>
@@ -83,7 +86,7 @@
           <w:rFonts w:ascii="Arial" w:cs="Arial" w:eastAsia="Arial" w:hAnsi="Arial"/>
           <w:b/>
           <w:bCs/>
-          <w:color w:val="1F3864"/>
+          <w:color w:val="2B5797"/>
           <w:sz w:val="32"/>
           <w:szCs w:val="32"/>
         </w:rPr>
@@ -261,9 +264,9 @@
               <w:right w:val="single" w:color="CCCCCC" w:sz="1"/>
             </w:tcBorders>
             <w:tcMar>
-              <w:top w:type="dxa" w:w="60"/>
+              <w:top w:type="dxa" w:w="80"/>
               <w:left w:type="dxa" w:w="120"/>
-              <w:bottom w:type="dxa" w:w="60"/>
+              <w:bottom w:type="dxa" w:w="80"/>
               <w:right w:type="dxa" w:w="120"/>
             </w:tcMar>
           </w:tcPr>
@@ -290,20 +293,213 @@
               <w:right w:val="single" w:color="CCCCCC" w:sz="1"/>
             </w:tcBorders>
             <w:tcMar>
-              <w:top w:type="dxa" w:w="60"/>
+              <w:top w:type="dxa" w:w="80"/>
               <w:left w:type="dxa" w:w="120"/>
-              <w:bottom w:type="dxa" w:w="60"/>
+              <w:bottom w:type="dxa" w:w="80"/>
               <w:right w:type="dxa" w:w="120"/>
             </w:tcMar>
           </w:tcPr>
           <w:p>
-            <w:r>
-              <w:rPr>
-                <w:rFonts w:ascii="Arial" w:cs="Arial" w:eastAsia="Arial" w:hAnsi="Arial"/>
-                <w:sz w:val="20"/>
-                <w:szCs w:val="20"/>
+            <w:pPr>
+              <w:spacing w:after="80" w:before="80"/>
+            </w:pPr>
+            <w:r>
+              <w:rPr>
+                <w:rFonts w:ascii="Arial" w:cs="Arial" w:eastAsia="Arial" w:hAnsi="Arial"/>
+                <w:b/>
+                <w:bCs/>
+                <w:i w:val="false"/>
+                <w:iCs w:val="false"/>
+                <w:color w:val="000000"/>
+                <w:sz w:val="22"/>
+                <w:szCs w:val="22"/>
               </w:rPr>
               <w:t xml:space="preserve">Bell Ringer / Review</w:t>
+            </w:r>
+            <w:r>
+              <w:rPr>
+                <w:rFonts w:ascii="Arial" w:cs="Arial" w:eastAsia="Arial" w:hAnsi="Arial"/>
+                <w:sz w:val="20"/>
+                <w:szCs w:val="20"/>
+              </w:rPr>
+              <w:br/>
+              <w:t xml:space="preserve"/>
+            </w:r>
+            <w:r>
+              <w:rPr>
+                <w:rFonts w:ascii="Arial" w:cs="Arial" w:eastAsia="Arial" w:hAnsi="Arial"/>
+                <w:sz w:val="20"/>
+                <w:szCs w:val="20"/>
+              </w:rPr>
+              <w:br/>
+              <w:t xml:space="preserve"/>
+            </w:r>
+            <w:r>
+              <w:rPr>
+                <w:rFonts w:ascii="Arial" w:cs="Arial" w:eastAsia="Arial" w:hAnsi="Arial"/>
+                <w:b/>
+                <w:bCs/>
+                <w:i w:val="false"/>
+                <w:iCs w:val="false"/>
+                <w:color w:val="000000"/>
+                <w:sz w:val="20"/>
+                <w:szCs w:val="20"/>
+              </w:rPr>
+              <w:t xml:space="preserve">Quick Write </w:t>
+            </w:r>
+            <w:r>
+              <w:rPr>
+                <w:rFonts w:ascii="Arial" w:cs="Arial" w:eastAsia="Arial" w:hAnsi="Arial"/>
+                <w:b w:val="false"/>
+                <w:bCs w:val="false"/>
+                <w:i w:val="false"/>
+                <w:iCs w:val="false"/>
+                <w:color w:val="000000"/>
+                <w:sz w:val="20"/>
+                <w:szCs w:val="20"/>
+              </w:rPr>
+              <w:t xml:space="preserve">(3 min — written or verbal):</w:t>
+            </w:r>
+            <w:r>
+              <w:rPr>
+                <w:rFonts w:ascii="Arial" w:cs="Arial" w:eastAsia="Arial" w:hAnsi="Arial"/>
+                <w:sz w:val="20"/>
+                <w:szCs w:val="20"/>
+              </w:rPr>
+              <w:br/>
+              <w:t xml:space="preserve"/>
+            </w:r>
+            <w:r>
+              <w:rPr>
+                <w:rFonts w:ascii="Arial" w:cs="Arial" w:eastAsia="Arial" w:hAnsi="Arial"/>
+                <w:b w:val="false"/>
+                <w:bCs w:val="false"/>
+                <w:i w:val="false"/>
+                <w:iCs w:val="false"/>
+                <w:color w:val="000000"/>
+                <w:sz w:val="20"/>
+                <w:szCs w:val="20"/>
+              </w:rPr>
+              <w:t xml:space="preserve">    In your own words: Review and consolidate all Unit 1 concepts in preparation for assessment?</w:t>
+            </w:r>
+            <w:r>
+              <w:rPr>
+                <w:rFonts w:ascii="Arial" w:cs="Arial" w:eastAsia="Arial" w:hAnsi="Arial"/>
+                <w:sz w:val="20"/>
+                <w:szCs w:val="20"/>
+              </w:rPr>
+              <w:br/>
+              <w:t xml:space="preserve"/>
+            </w:r>
+            <w:r>
+              <w:rPr>
+                <w:rFonts w:ascii="Arial" w:cs="Arial" w:eastAsia="Arial" w:hAnsi="Arial"/>
+                <w:sz w:val="20"/>
+                <w:szCs w:val="20"/>
+              </w:rPr>
+              <w:br/>
+              <w:t xml:space="preserve"/>
+            </w:r>
+            <w:r>
+              <w:rPr>
+                <w:rFonts w:ascii="Arial" w:cs="Arial" w:eastAsia="Arial" w:hAnsi="Arial"/>
+                <w:b/>
+                <w:bCs/>
+                <w:i w:val="false"/>
+                <w:iCs w:val="false"/>
+                <w:color w:val="000000"/>
+                <w:sz w:val="20"/>
+                <w:szCs w:val="20"/>
+              </w:rPr>
+              <w:t xml:space="preserve">Vocabulary Preview — </w:t>
+            </w:r>
+            <w:r>
+              <w:rPr>
+                <w:rFonts w:ascii="Arial" w:cs="Arial" w:eastAsia="Arial" w:hAnsi="Arial"/>
+                <w:b w:val="false"/>
+                <w:bCs w:val="false"/>
+                <w:i w:val="false"/>
+                <w:iCs w:val="false"/>
+                <w:color w:val="000000"/>
+                <w:sz w:val="20"/>
+                <w:szCs w:val="20"/>
+              </w:rPr>
+              <w:t xml:space="preserve">terms we'll use today:</w:t>
+            </w:r>
+            <w:r>
+              <w:rPr>
+                <w:rFonts w:ascii="Arial" w:cs="Arial" w:eastAsia="Arial" w:hAnsi="Arial"/>
+                <w:sz w:val="20"/>
+                <w:szCs w:val="20"/>
+              </w:rPr>
+              <w:br/>
+              <w:t xml:space="preserve"/>
+            </w:r>
+            <w:r>
+              <w:rPr>
+                <w:rFonts w:ascii="Arial" w:cs="Arial" w:eastAsia="Arial" w:hAnsi="Arial"/>
+                <w:b w:val="false"/>
+                <w:bCs w:val="false"/>
+                <w:i w:val="false"/>
+                <w:iCs w:val="false"/>
+                <w:color w:val="000000"/>
+                <w:sz w:val="20"/>
+                <w:szCs w:val="20"/>
+              </w:rPr>
+              <w:t xml:space="preserve">    • Computer Science Fundamentals   •   Python Basics   •   Variables &amp; Data Types   •   Input &amp; Conversion   •   Operators &amp; Order of Operations   •   Formatting &amp; Functions</w:t>
+            </w:r>
+            <w:r>
+              <w:rPr>
+                <w:rFonts w:ascii="Arial" w:cs="Arial" w:eastAsia="Arial" w:hAnsi="Arial"/>
+                <w:sz w:val="20"/>
+                <w:szCs w:val="20"/>
+              </w:rPr>
+              <w:br/>
+              <w:t xml:space="preserve"/>
+            </w:r>
+            <w:r>
+              <w:rPr>
+                <w:rFonts w:ascii="Arial" w:cs="Arial" w:eastAsia="Arial" w:hAnsi="Arial"/>
+                <w:sz w:val="20"/>
+                <w:szCs w:val="20"/>
+              </w:rPr>
+              <w:br/>
+              <w:t xml:space="preserve"/>
+            </w:r>
+            <w:r>
+              <w:rPr>
+                <w:rFonts w:ascii="Arial" w:cs="Arial" w:eastAsia="Arial" w:hAnsi="Arial"/>
+                <w:b w:val="false"/>
+                <w:bCs w:val="false"/>
+                <w:i/>
+                <w:iCs/>
+                <w:color w:val="444444"/>
+                <w:sz w:val="20"/>
+                <w:szCs w:val="20"/>
+              </w:rPr>
+              <w:t xml:space="preserve">Today's Goal: By the end of class you will be able to review and consolidate all Unit 1 concepts in preparation for assessment.</w:t>
+            </w:r>
+            <w:r>
+              <w:rPr>
+                <w:rFonts w:ascii="Arial" w:cs="Arial" w:eastAsia="Arial" w:hAnsi="Arial"/>
+                <w:sz w:val="20"/>
+                <w:szCs w:val="20"/>
+              </w:rPr>
+              <w:br/>
+              <w:t xml:space="preserve"/>
+            </w:r>
+            <w:r>
+              <w:rPr>
+                <w:rFonts w:ascii="Arial" w:cs="Arial" w:eastAsia="Arial" w:hAnsi="Arial"/>
+                <w:b w:val="false"/>
+                <w:bCs w:val="false"/>
+                <w:i/>
+                <w:iCs/>
+                <w:color w:val="555555"/>
+                <w:sz w:val="20"/>
+                <w:szCs w:val="20"/>
+              </w:rPr>
+              <w:t xml:space="preserve">→ Pair-share your response, then 2–3 students share with the class.</w:t>
             </w:r>
           </w:p>
         </w:tc>
@@ -319,9 +515,9 @@
               <w:right w:val="single" w:color="CCCCCC" w:sz="1"/>
             </w:tcBorders>
             <w:tcMar>
-              <w:top w:type="dxa" w:w="60"/>
+              <w:top w:type="dxa" w:w="80"/>
               <w:left w:type="dxa" w:w="120"/>
-              <w:bottom w:type="dxa" w:w="60"/>
+              <w:bottom w:type="dxa" w:w="80"/>
               <w:right w:type="dxa" w:w="120"/>
             </w:tcMar>
           </w:tcPr>
@@ -348,20 +544,446 @@
               <w:right w:val="single" w:color="CCCCCC" w:sz="1"/>
             </w:tcBorders>
             <w:tcMar>
-              <w:top w:type="dxa" w:w="60"/>
+              <w:top w:type="dxa" w:w="80"/>
               <w:left w:type="dxa" w:w="120"/>
-              <w:bottom w:type="dxa" w:w="60"/>
+              <w:bottom w:type="dxa" w:w="80"/>
               <w:right w:type="dxa" w:w="120"/>
             </w:tcMar>
           </w:tcPr>
           <w:p>
-            <w:r>
-              <w:rPr>
-                <w:rFonts w:ascii="Arial" w:cs="Arial" w:eastAsia="Arial" w:hAnsi="Arial"/>
-                <w:sz w:val="20"/>
-                <w:szCs w:val="20"/>
-              </w:rPr>
-              <w:t xml:space="preserve">Mini Lesson: Unit Review — Vocabulary, Concepts &amp; Practice Problems</w:t>
+            <w:pPr>
+              <w:spacing w:after="80" w:before="80"/>
+            </w:pPr>
+            <w:r>
+              <w:rPr>
+                <w:rFonts w:ascii="Arial" w:cs="Arial" w:eastAsia="Arial" w:hAnsi="Arial"/>
+                <w:b/>
+                <w:bCs/>
+                <w:i w:val="false"/>
+                <w:iCs w:val="false"/>
+                <w:color w:val="000000"/>
+                <w:sz w:val="22"/>
+                <w:szCs w:val="22"/>
+              </w:rPr>
+              <w:t xml:space="preserve">Mini Lesson: </w:t>
+            </w:r>
+            <w:r>
+              <w:rPr>
+                <w:rFonts w:ascii="Arial" w:cs="Arial" w:eastAsia="Arial" w:hAnsi="Arial"/>
+                <w:b w:val="false"/>
+                <w:bCs w:val="false"/>
+                <w:i w:val="false"/>
+                <w:iCs w:val="false"/>
+                <w:color w:val="000000"/>
+                <w:sz w:val="22"/>
+                <w:szCs w:val="22"/>
+              </w:rPr>
+              <w:t xml:space="preserve">Unit Review — Vocabulary, Concepts &amp; Practice Problems</w:t>
+            </w:r>
+            <w:r>
+              <w:rPr>
+                <w:rFonts w:ascii="Arial" w:cs="Arial" w:eastAsia="Arial" w:hAnsi="Arial"/>
+                <w:sz w:val="20"/>
+                <w:szCs w:val="20"/>
+              </w:rPr>
+              <w:br/>
+              <w:t xml:space="preserve"/>
+            </w:r>
+            <w:r>
+              <w:rPr>
+                <w:rFonts w:ascii="Arial" w:cs="Arial" w:eastAsia="Arial" w:hAnsi="Arial"/>
+                <w:sz w:val="20"/>
+                <w:szCs w:val="20"/>
+              </w:rPr>
+              <w:br/>
+              <w:t xml:space="preserve"/>
+            </w:r>
+            <w:r>
+              <w:rPr>
+                <w:rFonts w:ascii="Arial" w:cs="Arial" w:eastAsia="Arial" w:hAnsi="Arial"/>
+                <w:b/>
+                <w:bCs/>
+                <w:i/>
+                <w:iCs/>
+                <w:color w:val="000000"/>
+                <w:sz w:val="20"/>
+                <w:szCs w:val="20"/>
+              </w:rPr>
+              <w:t xml:space="preserve">Learning Target: </w:t>
+            </w:r>
+            <w:r>
+              <w:rPr>
+                <w:rFonts w:ascii="Arial" w:cs="Arial" w:eastAsia="Arial" w:hAnsi="Arial"/>
+                <w:b w:val="false"/>
+                <w:bCs w:val="false"/>
+                <w:i/>
+                <w:iCs/>
+                <w:color w:val="333333"/>
+                <w:sz w:val="20"/>
+                <w:szCs w:val="20"/>
+              </w:rPr>
+              <w:t xml:space="preserve">I can review and consolidate all Unit 1 concepts in preparation for assessment.</w:t>
+            </w:r>
+            <w:r>
+              <w:rPr>
+                <w:rFonts w:ascii="Arial" w:cs="Arial" w:eastAsia="Arial" w:hAnsi="Arial"/>
+                <w:sz w:val="20"/>
+                <w:szCs w:val="20"/>
+              </w:rPr>
+              <w:br/>
+              <w:t xml:space="preserve"/>
+            </w:r>
+            <w:r>
+              <w:rPr>
+                <w:rFonts w:ascii="Arial" w:cs="Arial" w:eastAsia="Arial" w:hAnsi="Arial"/>
+                <w:sz w:val="20"/>
+                <w:szCs w:val="20"/>
+              </w:rPr>
+              <w:br/>
+              <w:t xml:space="preserve"/>
+            </w:r>
+            <w:r>
+              <w:rPr>
+                <w:rFonts w:ascii="Arial" w:cs="Arial" w:eastAsia="Arial" w:hAnsi="Arial"/>
+                <w:b w:val="false"/>
+                <w:bCs w:val="false"/>
+                <w:i w:val="false"/>
+                <w:iCs w:val="false"/>
+                <w:color w:val="000000"/>
+                <w:sz w:val="20"/>
+                <w:szCs w:val="20"/>
+              </w:rPr>
+              <w:t xml:space="preserve">Operators &amp; Order of Operations</w:t>
+            </w:r>
+            <w:r>
+              <w:rPr>
+                <w:rFonts w:ascii="Arial" w:cs="Arial" w:eastAsia="Arial" w:hAnsi="Arial"/>
+                <w:sz w:val="20"/>
+                <w:szCs w:val="20"/>
+              </w:rPr>
+              <w:br/>
+              <w:t xml:space="preserve"/>
+            </w:r>
+            <w:r>
+              <w:rPr>
+                <w:rFonts w:ascii="Arial" w:cs="Arial" w:eastAsia="Arial" w:hAnsi="Arial"/>
+                <w:sz w:val="20"/>
+                <w:szCs w:val="20"/>
+              </w:rPr>
+              <w:br/>
+              <w:t xml:space="preserve"/>
+            </w:r>
+            <w:r>
+              <w:rPr>
+                <w:rFonts w:ascii="Arial" w:cs="Arial" w:eastAsia="Arial" w:hAnsi="Arial"/>
+                <w:b/>
+                <w:bCs/>
+                <w:i w:val="false"/>
+                <w:iCs w:val="false"/>
+                <w:color w:val="000000"/>
+                <w:sz w:val="20"/>
+                <w:szCs w:val="20"/>
+              </w:rPr>
+              <w:t xml:space="preserve">Key Concepts:</w:t>
+            </w:r>
+            <w:r>
+              <w:rPr>
+                <w:rFonts w:ascii="Arial" w:cs="Arial" w:eastAsia="Arial" w:hAnsi="Arial"/>
+                <w:sz w:val="20"/>
+                <w:szCs w:val="20"/>
+              </w:rPr>
+              <w:br/>
+              <w:t xml:space="preserve"/>
+            </w:r>
+            <w:r>
+              <w:rPr>
+                <w:rFonts w:ascii="Arial" w:cs="Arial" w:eastAsia="Arial" w:hAnsi="Arial"/>
+                <w:b w:val="false"/>
+                <w:bCs w:val="false"/>
+                <w:i w:val="false"/>
+                <w:iCs w:val="false"/>
+                <w:color w:val="000000"/>
+                <w:sz w:val="20"/>
+                <w:szCs w:val="20"/>
+              </w:rPr>
+              <w:t xml:space="preserve">    • Computer science = problem-solving with computers</w:t>
+            </w:r>
+            <w:r>
+              <w:rPr>
+                <w:rFonts w:ascii="Arial" w:cs="Arial" w:eastAsia="Arial" w:hAnsi="Arial"/>
+                <w:sz w:val="20"/>
+                <w:szCs w:val="20"/>
+              </w:rPr>
+              <w:br/>
+              <w:t xml:space="preserve"/>
+            </w:r>
+            <w:r>
+              <w:rPr>
+                <w:rFonts w:ascii="Arial" w:cs="Arial" w:eastAsia="Arial" w:hAnsi="Arial"/>
+                <w:b w:val="false"/>
+                <w:bCs w:val="false"/>
+                <w:i w:val="false"/>
+                <w:iCs w:val="false"/>
+                <w:color w:val="000000"/>
+                <w:sz w:val="20"/>
+                <w:szCs w:val="20"/>
+              </w:rPr>
+              <w:t xml:space="preserve">    • Algorithm = step-by-step procedure to solve a problem</w:t>
+            </w:r>
+            <w:r>
+              <w:rPr>
+                <w:rFonts w:ascii="Arial" w:cs="Arial" w:eastAsia="Arial" w:hAnsi="Arial"/>
+                <w:sz w:val="20"/>
+                <w:szCs w:val="20"/>
+              </w:rPr>
+              <w:br/>
+              <w:t xml:space="preserve"/>
+            </w:r>
+            <w:r>
+              <w:rPr>
+                <w:rFonts w:ascii="Arial" w:cs="Arial" w:eastAsia="Arial" w:hAnsi="Arial"/>
+                <w:b w:val="false"/>
+                <w:bCs w:val="false"/>
+                <w:i w:val="false"/>
+                <w:iCs w:val="false"/>
+                <w:color w:val="000000"/>
+                <w:sz w:val="20"/>
+                <w:szCs w:val="20"/>
+              </w:rPr>
+              <w:t xml:space="preserve">    • Program = algorithm written in code</w:t>
+            </w:r>
+            <w:r>
+              <w:rPr>
+                <w:rFonts w:ascii="Arial" w:cs="Arial" w:eastAsia="Arial" w:hAnsi="Arial"/>
+                <w:sz w:val="20"/>
+                <w:szCs w:val="20"/>
+              </w:rPr>
+              <w:br/>
+              <w:t xml:space="preserve"/>
+            </w:r>
+            <w:r>
+              <w:rPr>
+                <w:rFonts w:ascii="Arial" w:cs="Arial" w:eastAsia="Arial" w:hAnsi="Arial"/>
+                <w:b w:val="false"/>
+                <w:bCs w:val="false"/>
+                <w:i w:val="false"/>
+                <w:iCs w:val="false"/>
+                <w:color w:val="000000"/>
+                <w:sz w:val="20"/>
+                <w:szCs w:val="20"/>
+              </w:rPr>
+              <w:t xml:space="preserve">    • Pseudocode &amp; flowcharts = planning tools before coding</w:t>
+            </w:r>
+            <w:r>
+              <w:rPr>
+                <w:rFonts w:ascii="Arial" w:cs="Arial" w:eastAsia="Arial" w:hAnsi="Arial"/>
+                <w:sz w:val="20"/>
+                <w:szCs w:val="20"/>
+              </w:rPr>
+              <w:br/>
+              <w:t xml:space="preserve"/>
+            </w:r>
+            <w:r>
+              <w:rPr>
+                <w:rFonts w:ascii="Arial" w:cs="Arial" w:eastAsia="Arial" w:hAnsi="Arial"/>
+                <w:b w:val="false"/>
+                <w:bCs w:val="false"/>
+                <w:i w:val="false"/>
+                <w:iCs w:val="false"/>
+                <w:color w:val="000000"/>
+                <w:sz w:val="20"/>
+                <w:szCs w:val="20"/>
+              </w:rPr>
+              <w:t xml:space="preserve">    • Python interpreter reads and executes code line-by-line</w:t>
+            </w:r>
+            <w:r>
+              <w:rPr>
+                <w:rFonts w:ascii="Arial" w:cs="Arial" w:eastAsia="Arial" w:hAnsi="Arial"/>
+                <w:sz w:val="20"/>
+                <w:szCs w:val="20"/>
+              </w:rPr>
+              <w:br/>
+              <w:t xml:space="preserve"/>
+            </w:r>
+            <w:r>
+              <w:rPr>
+                <w:rFonts w:ascii="Arial" w:cs="Arial" w:eastAsia="Arial" w:hAnsi="Arial"/>
+                <w:b w:val="false"/>
+                <w:bCs w:val="false"/>
+                <w:i w:val="false"/>
+                <w:iCs w:val="false"/>
+                <w:color w:val="000000"/>
+                <w:sz w:val="20"/>
+                <w:szCs w:val="20"/>
+              </w:rPr>
+              <w:t xml:space="preserve">    • print() displays output</w:t>
+            </w:r>
+            <w:r>
+              <w:rPr>
+                <w:rFonts w:ascii="Arial" w:cs="Arial" w:eastAsia="Arial" w:hAnsi="Arial"/>
+                <w:sz w:val="20"/>
+                <w:szCs w:val="20"/>
+              </w:rPr>
+              <w:br/>
+              <w:t xml:space="preserve"/>
+            </w:r>
+            <w:r>
+              <w:rPr>
+                <w:rFonts w:ascii="Arial" w:cs="Arial" w:eastAsia="Arial" w:hAnsi="Arial"/>
+                <w:b w:val="false"/>
+                <w:bCs w:val="false"/>
+                <w:i w:val="false"/>
+                <w:iCs w:val="false"/>
+                <w:color w:val="000000"/>
+                <w:sz w:val="20"/>
+                <w:szCs w:val="20"/>
+              </w:rPr>
+              <w:t xml:space="preserve">    • Comments start with #</w:t>
+            </w:r>
+            <w:r>
+              <w:rPr>
+                <w:rFonts w:ascii="Arial" w:cs="Arial" w:eastAsia="Arial" w:hAnsi="Arial"/>
+                <w:sz w:val="20"/>
+                <w:szCs w:val="20"/>
+              </w:rPr>
+              <w:br/>
+              <w:t xml:space="preserve"/>
+            </w:r>
+            <w:r>
+              <w:rPr>
+                <w:rFonts w:ascii="Arial" w:cs="Arial" w:eastAsia="Arial" w:hAnsi="Arial"/>
+                <w:b w:val="false"/>
+                <w:bCs w:val="false"/>
+                <w:i w:val="false"/>
+                <w:iCs w:val="false"/>
+                <w:color w:val="000000"/>
+                <w:sz w:val="20"/>
+                <w:szCs w:val="20"/>
+              </w:rPr>
+              <w:t xml:space="preserve">    • Python is case-sensitive (python ≠ Python)</w:t>
+            </w:r>
+            <w:r>
+              <w:rPr>
+                <w:rFonts w:ascii="Arial" w:cs="Arial" w:eastAsia="Arial" w:hAnsi="Arial"/>
+                <w:sz w:val="20"/>
+                <w:szCs w:val="20"/>
+              </w:rPr>
+              <w:br/>
+              <w:t xml:space="preserve"/>
+            </w:r>
+            <w:r>
+              <w:rPr>
+                <w:rFonts w:ascii="Arial" w:cs="Arial" w:eastAsia="Arial" w:hAnsi="Arial"/>
+                <w:sz w:val="20"/>
+                <w:szCs w:val="20"/>
+              </w:rPr>
+              <w:br/>
+              <w:t xml:space="preserve"/>
+            </w:r>
+            <w:r>
+              <w:rPr>
+                <w:rFonts w:ascii="Arial" w:cs="Arial" w:eastAsia="Arial" w:hAnsi="Arial"/>
+                <w:b/>
+                <w:bCs/>
+                <w:i w:val="false"/>
+                <w:iCs w:val="false"/>
+                <w:color w:val="000000"/>
+                <w:sz w:val="20"/>
+                <w:szCs w:val="20"/>
+              </w:rPr>
+              <w:t xml:space="preserve">Vocabulary: </w:t>
+            </w:r>
+            <w:r>
+              <w:rPr>
+                <w:rFonts w:ascii="Arial" w:cs="Arial" w:eastAsia="Arial" w:hAnsi="Arial"/>
+                <w:b w:val="false"/>
+                <w:bCs w:val="false"/>
+                <w:i w:val="false"/>
+                <w:iCs w:val="false"/>
+                <w:color w:val="000000"/>
+                <w:sz w:val="20"/>
+                <w:szCs w:val="20"/>
+              </w:rPr>
+              <w:t xml:space="preserve">Computer Science Fundamentals, Python Basics, Variables &amp; Data Types, Input &amp; Conversion, Operators &amp; Order of Operations, Formatting &amp; Functions</w:t>
+            </w:r>
+            <w:r>
+              <w:rPr>
+                <w:rFonts w:ascii="Arial" w:cs="Arial" w:eastAsia="Arial" w:hAnsi="Arial"/>
+                <w:sz w:val="20"/>
+                <w:szCs w:val="20"/>
+              </w:rPr>
+              <w:br/>
+              <w:t xml:space="preserve"/>
+            </w:r>
+            <w:r>
+              <w:rPr>
+                <w:rFonts w:ascii="Arial" w:cs="Arial" w:eastAsia="Arial" w:hAnsi="Arial"/>
+                <w:sz w:val="20"/>
+                <w:szCs w:val="20"/>
+              </w:rPr>
+              <w:br/>
+              <w:t xml:space="preserve"/>
+            </w:r>
+            <w:r>
+              <w:rPr>
+                <w:rFonts w:ascii="Arial" w:cs="Arial" w:eastAsia="Arial" w:hAnsi="Arial"/>
+                <w:b/>
+                <w:bCs/>
+                <w:i/>
+                <w:iCs/>
+                <w:color w:val="555555"/>
+                <w:sz w:val="20"/>
+                <w:szCs w:val="20"/>
+              </w:rPr>
+              <w:t xml:space="preserve">→ Live Demo — </w:t>
+            </w:r>
+            <w:r>
+              <w:rPr>
+                <w:rFonts w:ascii="Arial" w:cs="Arial" w:eastAsia="Arial" w:hAnsi="Arial"/>
+                <w:b w:val="false"/>
+                <w:bCs w:val="false"/>
+                <w:i/>
+                <w:iCs/>
+                <w:color w:val="555555"/>
+                <w:sz w:val="20"/>
+                <w:szCs w:val="20"/>
+              </w:rPr>
+              <w:t xml:space="preserve">type examples as students follow along in their own editor.</w:t>
+            </w:r>
+            <w:r>
+              <w:rPr>
+                <w:rFonts w:ascii="Arial" w:cs="Arial" w:eastAsia="Arial" w:hAnsi="Arial"/>
+                <w:sz w:val="20"/>
+                <w:szCs w:val="20"/>
+              </w:rPr>
+              <w:br/>
+              <w:t xml:space="preserve"/>
+            </w:r>
+            <w:r>
+              <w:rPr>
+                <w:rFonts w:ascii="Arial" w:cs="Arial" w:eastAsia="Arial" w:hAnsi="Arial"/>
+                <w:b/>
+                <w:bCs/>
+                <w:i/>
+                <w:iCs/>
+                <w:color w:val="555555"/>
+                <w:sz w:val="20"/>
+                <w:szCs w:val="20"/>
+              </w:rPr>
+              <w:t xml:space="preserve">→ Check for Understanding: </w:t>
+            </w:r>
+            <w:r>
+              <w:rPr>
+                <w:rFonts w:ascii="Arial" w:cs="Arial" w:eastAsia="Arial" w:hAnsi="Arial"/>
+                <w:b w:val="false"/>
+                <w:bCs w:val="false"/>
+                <w:i/>
+                <w:iCs/>
+                <w:color w:val="555555"/>
+                <w:sz w:val="20"/>
+                <w:szCs w:val="20"/>
+              </w:rPr>
+              <w:t xml:space="preserve">pause and cold-call: “Can someone explain what we just did in their own words?”</w:t>
             </w:r>
           </w:p>
         </w:tc>
@@ -377,9 +999,9 @@
               <w:right w:val="single" w:color="CCCCCC" w:sz="1"/>
             </w:tcBorders>
             <w:tcMar>
-              <w:top w:type="dxa" w:w="60"/>
+              <w:top w:type="dxa" w:w="80"/>
               <w:left w:type="dxa" w:w="120"/>
-              <w:bottom w:type="dxa" w:w="60"/>
+              <w:bottom w:type="dxa" w:w="80"/>
               <w:right w:type="dxa" w:w="120"/>
             </w:tcMar>
           </w:tcPr>
@@ -392,7 +1014,7 @@
                 <w:sz w:val="20"/>
                 <w:szCs w:val="20"/>
               </w:rPr>
-              <w:t xml:space="preserve">15-20 min</w:t>
+              <w:t xml:space="preserve">15–20 min</w:t>
             </w:r>
           </w:p>
         </w:tc>
@@ -406,20 +1028,81 @@
               <w:right w:val="single" w:color="CCCCCC" w:sz="1"/>
             </w:tcBorders>
             <w:tcMar>
-              <w:top w:type="dxa" w:w="60"/>
+              <w:top w:type="dxa" w:w="80"/>
               <w:left w:type="dxa" w:w="120"/>
-              <w:bottom w:type="dxa" w:w="60"/>
+              <w:bottom w:type="dxa" w:w="80"/>
               <w:right w:type="dxa" w:w="120"/>
             </w:tcMar>
           </w:tcPr>
           <w:p>
-            <w:r>
-              <w:rPr>
-                <w:rFonts w:ascii="Arial" w:cs="Arial" w:eastAsia="Arial" w:hAnsi="Arial"/>
-                <w:sz w:val="20"/>
-                <w:szCs w:val="20"/>
+            <w:pPr>
+              <w:spacing w:after="80" w:before="80"/>
+            </w:pPr>
+            <w:r>
+              <w:rPr>
+                <w:rFonts w:ascii="Arial" w:cs="Arial" w:eastAsia="Arial" w:hAnsi="Arial"/>
+                <w:b/>
+                <w:bCs/>
+                <w:i w:val="false"/>
+                <w:iCs w:val="false"/>
+                <w:color w:val="000000"/>
+                <w:sz w:val="22"/>
+                <w:szCs w:val="22"/>
               </w:rPr>
               <w:t xml:space="preserve">Independent Practice / Code Along</w:t>
+            </w:r>
+            <w:r>
+              <w:rPr>
+                <w:rFonts w:ascii="Arial" w:cs="Arial" w:eastAsia="Arial" w:hAnsi="Arial"/>
+                <w:sz w:val="20"/>
+                <w:szCs w:val="20"/>
+              </w:rPr>
+              <w:br/>
+              <w:t xml:space="preserve"/>
+            </w:r>
+            <w:r>
+              <w:rPr>
+                <w:rFonts w:ascii="Arial" w:cs="Arial" w:eastAsia="Arial" w:hAnsi="Arial"/>
+                <w:b w:val="false"/>
+                <w:bCs w:val="false"/>
+                <w:i w:val="false"/>
+                <w:iCs w:val="false"/>
+                <w:color w:val="000000"/>
+                <w:sz w:val="20"/>
+                <w:szCs w:val="20"/>
+              </w:rPr>
+              <w:t xml:space="preserve">    Work through problems from the day's exercise set.</w:t>
+            </w:r>
+            <w:r>
+              <w:rPr>
+                <w:rFonts w:ascii="Arial" w:cs="Arial" w:eastAsia="Arial" w:hAnsi="Arial"/>
+                <w:sz w:val="20"/>
+                <w:szCs w:val="20"/>
+              </w:rPr>
+              <w:br/>
+              <w:t xml:space="preserve"/>
+            </w:r>
+            <w:r>
+              <w:rPr>
+                <w:rFonts w:ascii="Arial" w:cs="Arial" w:eastAsia="Arial" w:hAnsi="Arial"/>
+                <w:sz w:val="20"/>
+                <w:szCs w:val="20"/>
+              </w:rPr>
+              <w:br/>
+              <w:t xml:space="preserve"/>
+            </w:r>
+            <w:r>
+              <w:rPr>
+                <w:rFonts w:ascii="Arial" w:cs="Arial" w:eastAsia="Arial" w:hAnsi="Arial"/>
+                <w:b w:val="false"/>
+                <w:bCs w:val="false"/>
+                <w:i/>
+                <w:iCs/>
+                <w:color w:val="555555"/>
+                <w:sz w:val="20"/>
+                <w:szCs w:val="20"/>
+              </w:rPr>
+              <w:t xml:space="preserve">→ Teacher circulates — offer hints, check for understanding.</w:t>
             </w:r>
           </w:p>
         </w:tc>
@@ -435,9 +1118,9 @@
               <w:right w:val="single" w:color="CCCCCC" w:sz="1"/>
             </w:tcBorders>
             <w:tcMar>
-              <w:top w:type="dxa" w:w="60"/>
+              <w:top w:type="dxa" w:w="80"/>
               <w:left w:type="dxa" w:w="120"/>
-              <w:bottom w:type="dxa" w:w="60"/>
+              <w:bottom w:type="dxa" w:w="80"/>
               <w:right w:type="dxa" w:w="120"/>
             </w:tcMar>
           </w:tcPr>
@@ -464,20 +1147,90 @@
               <w:right w:val="single" w:color="CCCCCC" w:sz="1"/>
             </w:tcBorders>
             <w:tcMar>
-              <w:top w:type="dxa" w:w="60"/>
+              <w:top w:type="dxa" w:w="80"/>
               <w:left w:type="dxa" w:w="120"/>
-              <w:bottom w:type="dxa" w:w="60"/>
+              <w:bottom w:type="dxa" w:w="80"/>
               <w:right w:type="dxa" w:w="120"/>
             </w:tcMar>
           </w:tcPr>
           <w:p>
-            <w:r>
-              <w:rPr>
-                <w:rFonts w:ascii="Arial" w:cs="Arial" w:eastAsia="Arial" w:hAnsi="Arial"/>
-                <w:sz w:val="20"/>
-                <w:szCs w:val="20"/>
+            <w:pPr>
+              <w:spacing w:after="80" w:before="80"/>
+            </w:pPr>
+            <w:r>
+              <w:rPr>
+                <w:rFonts w:ascii="Arial" w:cs="Arial" w:eastAsia="Arial" w:hAnsi="Arial"/>
+                <w:b/>
+                <w:bCs/>
+                <w:i w:val="false"/>
+                <w:iCs w:val="false"/>
+                <w:color w:val="000000"/>
+                <w:sz w:val="22"/>
+                <w:szCs w:val="22"/>
               </w:rPr>
               <w:t xml:space="preserve">Exit Ticket / Wrap-Up</w:t>
+            </w:r>
+            <w:r>
+              <w:rPr>
+                <w:rFonts w:ascii="Arial" w:cs="Arial" w:eastAsia="Arial" w:hAnsi="Arial"/>
+                <w:sz w:val="20"/>
+                <w:szCs w:val="20"/>
+              </w:rPr>
+              <w:br/>
+              <w:t xml:space="preserve"/>
+            </w:r>
+            <w:r>
+              <w:rPr>
+                <w:rFonts w:ascii="Arial" w:cs="Arial" w:eastAsia="Arial" w:hAnsi="Arial"/>
+                <w:sz w:val="20"/>
+                <w:szCs w:val="20"/>
+              </w:rPr>
+              <w:br/>
+              <w:t xml:space="preserve"/>
+            </w:r>
+            <w:r>
+              <w:rPr>
+                <w:rFonts w:ascii="Arial" w:cs="Arial" w:eastAsia="Arial" w:hAnsi="Arial"/>
+                <w:b w:val="false"/>
+                <w:bCs w:val="false"/>
+                <w:i w:val="false"/>
+                <w:iCs w:val="false"/>
+                <w:color w:val="000000"/>
+                <w:sz w:val="20"/>
+                <w:szCs w:val="20"/>
+              </w:rPr>
+              <w:t xml:space="preserve">Quick Check: Review and consolidate all Unit 1 concepts in preparation for assessment?</w:t>
+            </w:r>
+            <w:r>
+              <w:rPr>
+                <w:rFonts w:ascii="Arial" w:cs="Arial" w:eastAsia="Arial" w:hAnsi="Arial"/>
+                <w:sz w:val="20"/>
+                <w:szCs w:val="20"/>
+              </w:rPr>
+              <w:br/>
+              <w:t xml:space="preserve"/>
+            </w:r>
+            <w:r>
+              <w:rPr>
+                <w:rFonts w:ascii="Arial" w:cs="Arial" w:eastAsia="Arial" w:hAnsi="Arial"/>
+                <w:sz w:val="20"/>
+                <w:szCs w:val="20"/>
+              </w:rPr>
+              <w:br/>
+              <w:t xml:space="preserve"/>
+            </w:r>
+            <w:r>
+              <w:rPr>
+                <w:rFonts w:ascii="Arial" w:cs="Arial" w:eastAsia="Arial" w:hAnsi="Arial"/>
+                <w:b w:val="false"/>
+                <w:bCs w:val="false"/>
+                <w:i/>
+                <w:iCs/>
+                <w:color w:val="555555"/>
+                <w:sz w:val="20"/>
+                <w:szCs w:val="20"/>
+              </w:rPr>
+              <w:t xml:space="preserve">→ 3–2–1: Name 3 things learned, 2 new vocab words, 1 question you still have.</w:t>
             </w:r>
           </w:p>
         </w:tc>

--- a/Coding 1 - year/Unit 1 - Intro to Programming/Daily Lesson Plans/Word/Day 19.docx
+++ b/Coding 1 - year/Unit 1 - Intro to Programming/Daily Lesson Plans/Word/Day 19.docx
@@ -380,7 +380,7 @@
                 <w:sz w:val="20"/>
                 <w:szCs w:val="20"/>
               </w:rPr>
-              <w:t xml:space="preserve">    In your own words: Review and consolidate all Unit 1 concepts in preparation for assessment?</w:t>
+              <w:t xml:space="preserve">    What would you look for if asked to review and consolidate all Unit 1 concepts in preparation for assessment? List 2-3 things you'd check.</w:t>
             </w:r>
             <w:r>
               <w:rPr>
@@ -477,7 +477,7 @@
                 <w:sz w:val="20"/>
                 <w:szCs w:val="20"/>
               </w:rPr>
-              <w:t xml:space="preserve">Today's Goal: By the end of class you will be able to review and consolidate all Unit 1 concepts in preparation for assessment.</w:t>
+              <w:t xml:space="preserve">Today’s Goal: By the end of class you will be able to review and consolidate all Unit 1 concepts in preparation for assessment.</w:t>
             </w:r>
             <w:r>
               <w:rPr>
@@ -1199,7 +1199,7 @@
                 <w:sz w:val="20"/>
                 <w:szCs w:val="20"/>
               </w:rPr>
-              <w:t xml:space="preserve">Quick Check: Review and consolidate all Unit 1 concepts in preparation for assessment?</w:t>
+              <w:t xml:space="preserve">What are two important things to check when you review and consolidate all Unit 1 concepts in preparation for assessment? Why do they matter?</w:t>
             </w:r>
             <w:r>
               <w:rPr>

--- a/Coding 1 - year/Unit 1 - Intro to Programming/Daily Lesson Plans/Word/Day 19.docx
+++ b/Coding 1 - year/Unit 1 - Intro to Programming/Daily Lesson Plans/Word/Day 19.docx
@@ -1063,6 +1063,19 @@
             <w:r>
               <w:rPr>
                 <w:rFonts w:ascii="Arial" w:cs="Arial" w:eastAsia="Arial" w:hAnsi="Arial"/>
+                <w:b/>
+                <w:bCs/>
+                <w:i w:val="false"/>
+                <w:iCs w:val="false"/>
+                <w:color w:val="000000"/>
+                <w:sz w:val="20"/>
+                <w:szCs w:val="20"/>
+              </w:rPr>
+              <w:t xml:space="preserve">    Beginner: </w:t>
+            </w:r>
+            <w:r>
+              <w:rPr>
+                <w:rFonts w:ascii="Arial" w:cs="Arial" w:eastAsia="Arial" w:hAnsi="Arial"/>
                 <w:b w:val="false"/>
                 <w:bCs w:val="false"/>
                 <w:i w:val="false"/>
@@ -1071,7 +1084,77 @@
                 <w:sz w:val="20"/>
                 <w:szCs w:val="20"/>
               </w:rPr>
-              <w:t xml:space="preserve">    Work through problems from the day's exercise set.</w:t>
+              <w:t xml:space="preserve">Problems: 1. Write a program that prints your name, age, and favorite hobby, each on a separate line. 2. Create variables for name (str), ag…</w:t>
+            </w:r>
+            <w:r>
+              <w:rPr>
+                <w:rFonts w:ascii="Arial" w:cs="Arial" w:eastAsia="Arial" w:hAnsi="Arial"/>
+                <w:sz w:val="20"/>
+                <w:szCs w:val="20"/>
+              </w:rPr>
+              <w:br/>
+              <w:t xml:space="preserve"/>
+            </w:r>
+            <w:r>
+              <w:rPr>
+                <w:rFonts w:ascii="Arial" w:cs="Arial" w:eastAsia="Arial" w:hAnsi="Arial"/>
+                <w:b/>
+                <w:bCs/>
+                <w:i w:val="false"/>
+                <w:iCs w:val="false"/>
+                <w:color w:val="000000"/>
+                <w:sz w:val="20"/>
+                <w:szCs w:val="20"/>
+              </w:rPr>
+              <w:t xml:space="preserve">    Intermediate: </w:t>
+            </w:r>
+            <w:r>
+              <w:rPr>
+                <w:rFonts w:ascii="Arial" w:cs="Arial" w:eastAsia="Arial" w:hAnsi="Arial"/>
+                <w:b w:val="false"/>
+                <w:bCs w:val="false"/>
+                <w:i w:val="false"/>
+                <w:iCs w:val="false"/>
+                <w:color w:val="000000"/>
+                <w:sz w:val="20"/>
+                <w:szCs w:val="20"/>
+              </w:rPr>
+              <w:t xml:space="preserve">Problems: 6. Create a miles-to-kilometers converter. Ask for miles, display kilometers (1 mile = 1.609 km). 7. Write a program that asks for…</w:t>
+            </w:r>
+            <w:r>
+              <w:rPr>
+                <w:rFonts w:ascii="Arial" w:cs="Arial" w:eastAsia="Arial" w:hAnsi="Arial"/>
+                <w:sz w:val="20"/>
+                <w:szCs w:val="20"/>
+              </w:rPr>
+              <w:br/>
+              <w:t xml:space="preserve"/>
+            </w:r>
+            <w:r>
+              <w:rPr>
+                <w:rFonts w:ascii="Arial" w:cs="Arial" w:eastAsia="Arial" w:hAnsi="Arial"/>
+                <w:b/>
+                <w:bCs/>
+                <w:i w:val="false"/>
+                <w:iCs w:val="false"/>
+                <w:color w:val="000000"/>
+                <w:sz w:val="20"/>
+                <w:szCs w:val="20"/>
+              </w:rPr>
+              <w:t xml:space="preserve">    Challenge: </w:t>
+            </w:r>
+            <w:r>
+              <w:rPr>
+                <w:rFonts w:ascii="Arial" w:cs="Arial" w:eastAsia="Arial" w:hAnsi="Arial"/>
+                <w:b w:val="false"/>
+                <w:bCs w:val="false"/>
+                <w:i w:val="false"/>
+                <w:iCs w:val="false"/>
+                <w:color w:val="000000"/>
+                <w:sz w:val="20"/>
+                <w:szCs w:val="20"/>
+              </w:rPr>
+              <w:t xml:space="preserve">Problems: 11. Create a compound interest calculator: A = P(1 + r/100)^n 12. Write a program that calculates your age in days (approximate).…</w:t>
             </w:r>
             <w:r>
               <w:rPr>
@@ -1993,6 +2076,163 @@
       <w:pPr>
         <w:spacing w:after="160"/>
       </w:pPr>
+    </w:p>
+    <w:p>
+      <w:pPr>
+        <w:pBdr>
+          <w:bottom w:val="single" w:color="2B5797" w:sz="4" w:space="4"/>
+        </w:pBdr>
+        <w:spacing w:after="100" w:before="120"/>
+      </w:pPr>
+      <w:r>
+        <w:rPr>
+          <w:rFonts w:ascii="Arial" w:cs="Arial" w:eastAsia="Arial" w:hAnsi="Arial"/>
+          <w:b/>
+          <w:bCs/>
+          <w:color w:val="2B5797"/>
+          <w:sz w:val="24"/>
+          <w:szCs w:val="24"/>
+        </w:rPr>
+        <w:t xml:space="preserve">Practice Problems</w:t>
+      </w:r>
+    </w:p>
+    <w:p>
+      <w:pPr>
+        <w:spacing w:after="80"/>
+      </w:pPr>
+      <w:r>
+        <w:rPr>
+          <w:rFonts w:ascii="Arial" w:cs="Arial" w:eastAsia="Arial" w:hAnsi="Arial"/>
+          <w:b/>
+          <w:bCs/>
+          <w:sz w:val="20"/>
+          <w:szCs w:val="20"/>
+        </w:rPr>
+        <w:t xml:space="preserve">Problem 1: </w:t>
+      </w:r>
+      <w:r>
+        <w:rPr>
+          <w:rFonts w:ascii="Arial" w:cs="Arial" w:eastAsia="Arial" w:hAnsi="Arial"/>
+          <w:sz w:val="20"/>
+          <w:szCs w:val="20"/>
+        </w:rPr>
+        <w:t xml:space="preserve">Beginner: Problems: 1. Write a program that prints your name, age, and favorite hobby, each on a separate line. 2. Create variables for name (str), age (int), height (float), and is_student (bool). Print each with its type. 3. Ask user for two numbers and print their sum, difference, product, and qu</w:t>
+      </w:r>
+    </w:p>
+    <w:p>
+      <w:pPr>
+        <w:spacing w:after="80"/>
+      </w:pPr>
+      <w:r>
+        <w:rPr>
+          <w:rFonts w:ascii="Arial" w:cs="Arial" w:eastAsia="Arial" w:hAnsi="Arial"/>
+          <w:b/>
+          <w:bCs/>
+          <w:sz w:val="20"/>
+          <w:szCs w:val="20"/>
+        </w:rPr>
+        <w:t xml:space="preserve">Problem 2: </w:t>
+      </w:r>
+      <w:r>
+        <w:rPr>
+          <w:rFonts w:ascii="Arial" w:cs="Arial" w:eastAsia="Arial" w:hAnsi="Arial"/>
+          <w:sz w:val="20"/>
+          <w:szCs w:val="20"/>
+        </w:rPr>
+        <w:t xml:space="preserve">Intermediate: Problems: 6. Create a miles-to-kilometers converter. Ask for miles, display kilometers (1 mile = 1.609 km). 7. Write a program that asks for a price and calculates total with 7% tax. 8. Create a program that asks for hours worked and hourly rate, calculates gross pay. 9. Debug this cod</w:t>
+      </w:r>
+    </w:p>
+    <w:p>
+      <w:pPr>
+        <w:spacing w:after="80"/>
+      </w:pPr>
+      <w:r>
+        <w:rPr>
+          <w:rFonts w:ascii="Arial" w:cs="Arial" w:eastAsia="Arial" w:hAnsi="Arial"/>
+          <w:b/>
+          <w:bCs/>
+          <w:sz w:val="20"/>
+          <w:szCs w:val="20"/>
+        </w:rPr>
+        <w:t xml:space="preserve">Problem 3: </w:t>
+      </w:r>
+      <w:r>
+        <w:rPr>
+          <w:rFonts w:ascii="Arial" w:cs="Arial" w:eastAsia="Arial" w:hAnsi="Arial"/>
+          <w:sz w:val="20"/>
+          <w:szCs w:val="20"/>
+        </w:rPr>
+        <w:t xml:space="preserve">Challenge: Problems: 11. Create a compound interest calculator: A = P(1 + r/100)^n 12. Write a program that calculates your age in days (approximate). 13. Create a "student profile" program that collects info and displays a formatted card. 14. Fix this code and explain the 3 errors: GPA = Float(inpu</w:t>
+      </w:r>
+    </w:p>
+    <w:p>
+      <w:pPr>
+        <w:spacing w:after="80"/>
+      </w:pPr>
+      <w:r>
+        <w:rPr>
+          <w:rFonts w:ascii="Arial" w:cs="Arial" w:eastAsia="Arial" w:hAnsi="Arial"/>
+          <w:b/>
+          <w:bCs/>
+          <w:sz w:val="20"/>
+          <w:szCs w:val="20"/>
+        </w:rPr>
+        <w:t xml:space="preserve">Problem 4: </w:t>
+      </w:r>
+      <w:r>
+        <w:rPr>
+          <w:rFonts w:ascii="Arial" w:cs="Arial" w:eastAsia="Arial" w:hAnsi="Arial"/>
+          <w:sz w:val="20"/>
+          <w:szCs w:val="20"/>
+        </w:rPr>
+        <w:t xml:space="preserve">Beginner: Answers: 1. Three print statements with your personal info 2. Four variables declared and printed with type() 3. Two numbers, four operations 4. 120 // 60 = 2 hours, 120 % 60 = 0 minutes 5. 14 (multiplication first: 3 * 4 = 12, then 2 + 12 = 14)</w:t>
+      </w:r>
+    </w:p>
+    <w:p>
+      <w:pPr>
+        <w:spacing w:after="80"/>
+      </w:pPr>
+      <w:r>
+        <w:rPr>
+          <w:rFonts w:ascii="Arial" w:cs="Arial" w:eastAsia="Arial" w:hAnsi="Arial"/>
+          <w:b/>
+          <w:bCs/>
+          <w:sz w:val="20"/>
+          <w:szCs w:val="20"/>
+        </w:rPr>
+        <w:t xml:space="preserve">Problem 5: </w:t>
+      </w:r>
+      <w:r>
+        <w:rPr>
+          <w:rFonts w:ascii="Arial" w:cs="Arial" w:eastAsia="Arial" w:hAnsi="Arial"/>
+          <w:sz w:val="20"/>
+          <w:szCs w:val="20"/>
+        </w:rPr>
+        <w:t xml:space="preserve">Intermediate: Answers: 6. kilometers = miles * 1.609 7. total = price * 1.07 8. gross_pay = hours * rate 9. Missing quote on "Name: and missing + between name and age 10. area = length * width, perimeter = 2 * (length + width)</w:t>
+      </w:r>
+    </w:p>
+    <w:p>
+      <w:pPr>
+        <w:spacing w:after="80"/>
+      </w:pPr>
+      <w:r>
+        <w:rPr>
+          <w:rFonts w:ascii="Arial" w:cs="Arial" w:eastAsia="Arial" w:hAnsi="Arial"/>
+          <w:b/>
+          <w:bCs/>
+          <w:sz w:val="20"/>
+          <w:szCs w:val="20"/>
+        </w:rPr>
+        <w:t xml:space="preserve">Problem 6: </w:t>
+      </w:r>
+      <w:r>
+        <w:rPr>
+          <w:rFonts w:ascii="Arial" w:cs="Arial" w:eastAsia="Arial" w:hAnsi="Arial"/>
+          <w:sz w:val="20"/>
+          <w:szCs w:val="20"/>
+        </w:rPr>
+        <w:t xml:space="preserve">Challenge: Answers: 11. Use  for exponentiation, proper parentheses: P * (1 + r/100)  n 12. Age in years * 365 (approximate, doesn't account for leap years) 13. Multiple inputs, formatted output with print() 14. Errors: Float should be float, missing + between "is" and GPA 15. Any working program wi</w:t>
+      </w:r>
     </w:p>
     <w:p>
       <w:pPr>
